--- a/EIL Language.docx
+++ b/EIL Language.docx
@@ -1,6 +1,6 @@
 
 <file path=word/document.xml><?xml version="1.0" encoding="utf-8"?>
-<w:document xmlns:wpc="http://schemas.microsoft.com/office/word/2010/wordprocessingCanvas" xmlns:cx="http://schemas.microsoft.com/office/drawing/2014/chartex" xmlns:cx1="http://schemas.microsoft.com/office/drawing/2015/9/8/chartex" xmlns:cx2="http://schemas.microsoft.com/office/drawing/2015/10/21/chartex" xmlns:cx3="http://schemas.microsoft.com/office/drawing/2016/5/9/chartex" xmlns:cx4="http://schemas.microsoft.com/office/drawing/2016/5/10/chartex" xmlns:cx5="http://schemas.microsoft.com/office/drawing/2016/5/11/chartex" xmlns:cx6="http://schemas.microsoft.com/office/drawing/2016/5/12/chartex" xmlns:cx7="http://schemas.microsoft.com/office/drawing/2016/5/13/chartex" xmlns:cx8="http://schemas.microsoft.com/office/drawing/2016/5/14/chartex" xmlns:mc="http://schemas.openxmlformats.org/markup-compatibility/2006" xmlns:aink="http://schemas.microsoft.com/office/drawing/2016/ink" xmlns:am3d="http://schemas.microsoft.com/office/drawing/2017/model3d" xmlns:o="urn:schemas-microsoft-com:office:office" xmlns:r="http://schemas.openxmlformats.org/officeDocument/2006/relationships" xmlns:m="http://schemas.openxmlformats.org/officeDocument/2006/math" xmlns:v="urn:schemas-microsoft-com:vml" xmlns:wp14="http://schemas.microsoft.com/office/word/2010/wordprocessingDrawing" xmlns:wp="http://schemas.openxmlformats.org/drawingml/2006/wordprocessingDrawing" xmlns:w10="urn:schemas-microsoft-com:office:word" xmlns:w="http://schemas.openxmlformats.org/wordprocessingml/2006/main" xmlns:w14="http://schemas.microsoft.com/office/word/2010/wordml" xmlns:w15="http://schemas.microsoft.com/office/word/2012/wordml" xmlns:w16cex="http://schemas.microsoft.com/office/word/2018/wordml/cex" xmlns:w16cid="http://schemas.microsoft.com/office/word/2016/wordml/cid" xmlns:w16="http://schemas.microsoft.com/office/word/2018/wordml" xmlns:w16sdtdh="http://schemas.microsoft.com/office/word/2020/wordml/sdtdatahash" xmlns:w16se="http://schemas.microsoft.com/office/word/2015/wordml/symex" xmlns:wpg="http://schemas.microsoft.com/office/word/2010/wordprocessingGroup" xmlns:wpi="http://schemas.microsoft.com/office/word/2010/wordprocessingInk" xmlns:wne="http://schemas.microsoft.com/office/word/2006/wordml" xmlns:wps="http://schemas.microsoft.com/office/word/2010/wordprocessingShape" mc:Ignorable="w14 w15 w16se w16cid w16 w16cex w16sdtdh wp14">
+<w:document xmlns:wpc="http://schemas.microsoft.com/office/word/2010/wordprocessingCanvas" xmlns:cx="http://schemas.microsoft.com/office/drawing/2014/chartex" xmlns:cx1="http://schemas.microsoft.com/office/drawing/2015/9/8/chartex" xmlns:cx2="http://schemas.microsoft.com/office/drawing/2015/10/21/chartex" xmlns:cx3="http://schemas.microsoft.com/office/drawing/2016/5/9/chartex" xmlns:cx4="http://schemas.microsoft.com/office/drawing/2016/5/10/chartex" xmlns:cx5="http://schemas.microsoft.com/office/drawing/2016/5/11/chartex" xmlns:cx6="http://schemas.microsoft.com/office/drawing/2016/5/12/chartex" xmlns:cx7="http://schemas.microsoft.com/office/drawing/2016/5/13/chartex" xmlns:cx8="http://schemas.microsoft.com/office/drawing/2016/5/14/chartex" xmlns:mc="http://schemas.openxmlformats.org/markup-compatibility/2006" xmlns:aink="http://schemas.microsoft.com/office/drawing/2016/ink" xmlns:am3d="http://schemas.microsoft.com/office/drawing/2017/model3d" xmlns:o="urn:schemas-microsoft-com:office:office" xmlns:oel="http://schemas.microsoft.com/office/2019/extlst" xmlns:r="http://schemas.openxmlformats.org/officeDocument/2006/relationships" xmlns:m="http://schemas.openxmlformats.org/officeDocument/2006/math" xmlns:v="urn:schemas-microsoft-com:vml" xmlns:wp14="http://schemas.microsoft.com/office/word/2010/wordprocessingDrawing" xmlns:wp="http://schemas.openxmlformats.org/drawingml/2006/wordprocessingDrawing" xmlns:w10="urn:schemas-microsoft-com:office:word" xmlns:w="http://schemas.openxmlformats.org/wordprocessingml/2006/main" xmlns:w14="http://schemas.microsoft.com/office/word/2010/wordml" xmlns:w15="http://schemas.microsoft.com/office/word/2012/wordml" xmlns:w16cex="http://schemas.microsoft.com/office/word/2018/wordml/cex" xmlns:w16cid="http://schemas.microsoft.com/office/word/2016/wordml/cid" xmlns:w16="http://schemas.microsoft.com/office/word/2018/wordml" xmlns:w16du="http://schemas.microsoft.com/office/word/2023/wordml/word16du" xmlns:w16sdtdh="http://schemas.microsoft.com/office/word/2020/wordml/sdtdatahash" xmlns:w16sdtfl="http://schemas.microsoft.com/office/word/2024/wordml/sdtformatlock" xmlns:w16se="http://schemas.microsoft.com/office/word/2015/wordml/symex" xmlns:wpg="http://schemas.microsoft.com/office/word/2010/wordprocessingGroup" xmlns:wpi="http://schemas.microsoft.com/office/word/2010/wordprocessingInk" xmlns:wne="http://schemas.microsoft.com/office/word/2006/wordml" xmlns:wps="http://schemas.microsoft.com/office/word/2010/wordprocessingShape" mc:Ignorable="w14 w15 w16se w16cid w16 w16cex w16sdtdh w16sdtfl w16du wp14">
   <w:background w:color="FFFFFF" w:themeColor="background1"/>
   <w:body>
     <w:p>
@@ -1386,40 +1386,15 @@
         <w:spacing w:before="240" w:after="0"/>
       </w:pPr>
       <w:r>
-        <w:t xml:space="preserve">The </w:t>
-      </w:r>
-      <w:r>
-        <w:t xml:space="preserve">Easily </w:t>
-      </w:r>
-      <w:r>
-        <w:t>Interpret</w:t>
-      </w:r>
-      <w:r>
-        <w:t>ed</w:t>
-      </w:r>
-      <w:r>
-        <w:t xml:space="preserve"> language (EIL) was developed to solve the problem of developing an interpreter </w:t>
-      </w:r>
-      <w:r>
-        <w:t xml:space="preserve">for </w:t>
-      </w:r>
-      <w:r>
-        <w:t xml:space="preserve">a more complex language. To do this both the syntax and semantics of EIL were created to provide </w:t>
-      </w:r>
-      <w:r>
-        <w:t xml:space="preserve">an </w:t>
-      </w:r>
-      <w:r>
-        <w:t>easy to interrupt language while still provid</w:t>
-      </w:r>
-      <w:r>
-        <w:t xml:space="preserve">ing the experience of interpreting a </w:t>
-      </w:r>
-      <w:r>
-        <w:t xml:space="preserve">programing </w:t>
-      </w:r>
-      <w:r>
-        <w:t xml:space="preserve">language without all the extra possible permutations created by some of the higher functionality of languages like C++, java, etc. </w:t>
+        <w:t xml:space="preserve">The Easily Interpreted Language (EIL) was developed to solve the problem of developing an interpreter for a more complex language. To do this, both the syntax and semantics of EIL were designed to provide an easy-to-interpret language while still offering the experience of interpreting a programming language without the extra possible permutations introduced by higher-level functionality in languages like C++, Java, etc. </w:t>
+      </w:r>
+    </w:p>
+    <w:p>
+      <w:pPr>
+        <w:spacing w:before="240" w:after="0"/>
+      </w:pPr>
+      <w:r>
+        <w:t xml:space="preserve"> </w:t>
       </w:r>
       <w:r>
         <w:t xml:space="preserve"> </w:t>
@@ -1462,40 +1437,24 @@
     </w:p>
     <w:p>
       <w:pPr>
-        <w:spacing w:before="240" w:after="0"/>
-      </w:pPr>
-      <w:r>
-        <w:t>EIL supports only one intrinsic data type which is the unsinged integer. Signed integers can be implemented but are not intrinsic. In</w:t>
-      </w:r>
-      <w:r>
-        <w:t xml:space="preserve"> addition</w:t>
-      </w:r>
-      <w:r>
-        <w:t xml:space="preserve"> to this data type </w:t>
-      </w:r>
-      <w:r>
-        <w:t xml:space="preserve">EIL also supports up to 26 variables in one program. The variables do not require an initial declaration statement as all 26 variables are empty and available to be used to at the start of each program run time. Each variable is represented </w:t>
-      </w:r>
-      <w:r>
-        <w:t>by a</w:t>
-      </w:r>
-      <w:r>
-        <w:t xml:space="preserve"> lowercase letter. As of v</w:t>
-      </w:r>
-      <w:r>
-        <w:t>1</w:t>
-      </w:r>
-      <w:r>
-        <w:t>.0</w:t>
-      </w:r>
-      <w:r>
-        <w:t xml:space="preserve"> EIL only supports one function and a limited number of</w:t>
-      </w:r>
-      <w:r>
-        <w:t xml:space="preserve"> constructs</w:t>
-      </w:r>
-      <w:r>
-        <w:t>.</w:t>
+        <w:pStyle w:val="Heading2"/>
+        <w:spacing w:before="240"/>
+        <w:rPr>
+          <w:rFonts w:asciiTheme="minorHAnsi" w:eastAsiaTheme="minorHAnsi" w:hAnsiTheme="minorHAnsi" w:cstheme="minorBidi"/>
+          <w:color w:val="auto"/>
+          <w:sz w:val="22"/>
+          <w:szCs w:val="22"/>
+        </w:rPr>
+      </w:pPr>
+      <w:bookmarkStart w:id="2" w:name="_Toc98944013"/>
+      <w:r>
+        <w:rPr>
+          <w:rFonts w:asciiTheme="minorHAnsi" w:eastAsiaTheme="minorHAnsi" w:hAnsiTheme="minorHAnsi" w:cstheme="minorBidi"/>
+          <w:color w:val="auto"/>
+          <w:sz w:val="22"/>
+          <w:szCs w:val="22"/>
+        </w:rPr>
+        <w:t>EIL supports only one intrinsic data type: the unsigned integer. Signed integers can be implemented, but are not intrinsic. In addition to this data type, EIL also supports up to 26 variables in one program. The variables do not require an initial declaration statement, as all 26 variables are empty and available for use at program runtime. Each variable is represented by a lowercase letter. As of v1.0, EIL supports only one function and a limited set of constructs.</w:t>
       </w:r>
     </w:p>
     <w:p>
@@ -1510,7 +1469,6 @@
           <w:szCs w:val="32"/>
         </w:rPr>
       </w:pPr>
-      <w:bookmarkStart w:id="2" w:name="_Toc98944013"/>
       <w:r>
         <w:rPr>
           <w:b/>
@@ -1588,16 +1546,7 @@
         <w:spacing w:before="240" w:after="0"/>
       </w:pPr>
       <w:r>
-        <w:t>In EIL a</w:t>
-      </w:r>
-      <w:r>
-        <w:t xml:space="preserve">ll lexemes are separated by white space </w:t>
-      </w:r>
-      <w:r>
-        <w:t>the grammar rules assume all white space has been separated out of input</w:t>
-      </w:r>
-      <w:r>
-        <w:t>. EIL is punctuated by levels of statements with top level statements being the parent of another. Each level is specified by a unique punction lexeme</w:t>
+        <w:t>In EIL, all lexemes are separated by white space; the grammar rules assume all white space has been separated out of the input. EIL is punctuated by levels of statements, with top-level statements being the parent of another. Each level is specified by a unique punctuation lexeme.</w:t>
       </w:r>
     </w:p>
     <w:p>
@@ -3583,146 +3532,66 @@
     </w:p>
     <w:p>
       <w:pPr>
+        <w:pStyle w:val="Heading3"/>
         <w:spacing w:after="240"/>
-      </w:pPr>
-      <w:r>
-        <w:t xml:space="preserve">Each EIL program </w:t>
-      </w:r>
-      <w:r>
-        <w:t xml:space="preserve">has the following </w:t>
-      </w:r>
-      <w:r>
-        <w:t>s</w:t>
-      </w:r>
-      <w:r>
-        <w:t xml:space="preserve">tructure </w:t>
-      </w:r>
-    </w:p>
-    <w:p>
-      <w:pPr>
+        <w:rPr>
+          <w:rFonts w:asciiTheme="minorHAnsi" w:eastAsiaTheme="minorHAnsi" w:hAnsiTheme="minorHAnsi" w:cstheme="minorBidi"/>
+          <w:color w:val="auto"/>
+          <w:sz w:val="22"/>
+          <w:szCs w:val="22"/>
+        </w:rPr>
+      </w:pPr>
+      <w:bookmarkStart w:id="4" w:name="_Toc98944015"/>
+      <w:r>
+        <w:rPr>
+          <w:rFonts w:asciiTheme="minorHAnsi" w:eastAsiaTheme="minorHAnsi" w:hAnsiTheme="minorHAnsi" w:cstheme="minorBidi"/>
+          <w:color w:val="auto"/>
+          <w:sz w:val="22"/>
+          <w:szCs w:val="22"/>
+        </w:rPr>
+        <w:t xml:space="preserve">Each EIL program has the following structure. </w:t>
+      </w:r>
+    </w:p>
+    <w:p>
+      <w:pPr>
+        <w:pStyle w:val="Heading3"/>
         <w:spacing w:after="240"/>
         <w:rPr>
-          <w:i/>
-          <w:iCs/>
-          <w:sz w:val="24"/>
-          <w:szCs w:val="24"/>
-          <w:u w:val="single"/>
-        </w:rPr>
-      </w:pPr>
-      <w:r>
-        <w:rPr>
-          <w:i/>
-          <w:iCs/>
-          <w:sz w:val="24"/>
-          <w:szCs w:val="24"/>
-          <w:u w:val="single"/>
-        </w:rPr>
-        <w:t>Start M</w:t>
-      </w:r>
-      <w:r>
-        <w:rPr>
-          <w:i/>
-          <w:iCs/>
-          <w:sz w:val="24"/>
-          <w:szCs w:val="24"/>
-          <w:u w:val="single"/>
-        </w:rPr>
-        <w:t xml:space="preserve"> </w:t>
-      </w:r>
-      <w:r>
-        <w:rPr>
-          <w:i/>
-          <w:iCs/>
-          <w:sz w:val="24"/>
-          <w:szCs w:val="24"/>
-          <w:u w:val="single"/>
-        </w:rPr>
-        <w:t>&lt;</w:t>
-      </w:r>
-      <w:r>
-        <w:rPr>
-          <w:i/>
-          <w:iCs/>
-          <w:sz w:val="24"/>
-          <w:szCs w:val="24"/>
-          <w:u w:val="single"/>
-        </w:rPr>
-        <w:t>body</w:t>
-      </w:r>
-      <w:r>
-        <w:rPr>
-          <w:i/>
-          <w:iCs/>
-          <w:sz w:val="24"/>
-          <w:szCs w:val="24"/>
-          <w:u w:val="single"/>
-        </w:rPr>
-        <w:t>&gt;</w:t>
-      </w:r>
-      <w:r>
-        <w:rPr>
-          <w:i/>
-          <w:iCs/>
-          <w:sz w:val="24"/>
-          <w:szCs w:val="24"/>
-          <w:u w:val="single"/>
-        </w:rPr>
-        <w:t xml:space="preserve"> </w:t>
-      </w:r>
-      <w:r>
-        <w:rPr>
-          <w:i/>
-          <w:iCs/>
-          <w:sz w:val="24"/>
-          <w:szCs w:val="24"/>
-          <w:u w:val="single"/>
-        </w:rPr>
-        <w:t>En</w:t>
-      </w:r>
-      <w:r>
-        <w:rPr>
-          <w:i/>
-          <w:iCs/>
-          <w:sz w:val="24"/>
-          <w:szCs w:val="24"/>
-          <w:u w:val="single"/>
-        </w:rPr>
-        <w:t>d M</w:t>
-      </w:r>
-    </w:p>
-    <w:p>
-      <w:pPr>
+          <w:rFonts w:asciiTheme="minorHAnsi" w:eastAsiaTheme="minorHAnsi" w:hAnsiTheme="minorHAnsi" w:cstheme="minorBidi"/>
+          <w:color w:val="auto"/>
+          <w:sz w:val="22"/>
+          <w:szCs w:val="22"/>
+        </w:rPr>
+      </w:pPr>
+      <w:r>
+        <w:rPr>
+          <w:rFonts w:asciiTheme="minorHAnsi" w:eastAsiaTheme="minorHAnsi" w:hAnsiTheme="minorHAnsi" w:cstheme="minorBidi"/>
+          <w:color w:val="auto"/>
+          <w:sz w:val="22"/>
+          <w:szCs w:val="22"/>
+        </w:rPr>
+        <w:t>Start M &lt;body&gt; End M</w:t>
+      </w:r>
+    </w:p>
+    <w:p>
+      <w:pPr>
+        <w:pStyle w:val="Heading3"/>
         <w:spacing w:after="240"/>
-      </w:pPr>
-      <w:r>
-        <w:t xml:space="preserve">The body segment holds many </w:t>
-      </w:r>
-      <w:r>
-        <w:t>types of</w:t>
-      </w:r>
-      <w:r>
-        <w:t xml:space="preserve"> </w:t>
-      </w:r>
-      <w:r>
-        <w:t>statement and constructs</w:t>
-      </w:r>
-      <w:r>
-        <w:t>. This is known as parsing level zero and its only terminals</w:t>
-      </w:r>
-      <w:r>
-        <w:t xml:space="preserve"> tokens</w:t>
-      </w:r>
-      <w:r>
-        <w:t xml:space="preserve"> are </w:t>
-      </w:r>
-      <w:r>
-        <w:t>Start,</w:t>
-      </w:r>
-      <w:r>
-        <w:t xml:space="preserve"> END, M. These </w:t>
-      </w:r>
-      <w:r>
-        <w:t>terminal tokens are only allowed to be used once per program and must be used in each program written in EIL</w:t>
+        <w:rPr>
+          <w:rFonts w:asciiTheme="minorHAnsi" w:eastAsiaTheme="minorHAnsi" w:hAnsiTheme="minorHAnsi" w:cstheme="minorBidi"/>
+          <w:color w:val="auto"/>
+          <w:sz w:val="22"/>
+          <w:szCs w:val="22"/>
+        </w:rPr>
+      </w:pPr>
+      <w:r>
+        <w:rPr>
+          <w:rFonts w:asciiTheme="minorHAnsi" w:eastAsiaTheme="minorHAnsi" w:hAnsiTheme="minorHAnsi" w:cstheme="minorBidi"/>
+          <w:color w:val="auto"/>
+          <w:sz w:val="22"/>
+          <w:szCs w:val="22"/>
+        </w:rPr>
+        <w:t>The body segment holds many types of statements and constructs. This is known as parsing level zero, and its only terminals are Start, END, and M. These terminal tokens are allowed only once per program and must be used in each program written in EIL.</w:t>
       </w:r>
     </w:p>
     <w:p>
@@ -3737,7 +3606,6 @@
           <w:szCs w:val="26"/>
         </w:rPr>
       </w:pPr>
-      <w:bookmarkStart w:id="4" w:name="_Toc98944015"/>
       <w:r>
         <w:rPr>
           <w:b/>
@@ -3807,6 +3675,9 @@
       <w:r>
         <w:t xml:space="preserve"> has the following structure</w:t>
       </w:r>
+      <w:r>
+        <w:t>.</w:t>
+      </w:r>
     </w:p>
     <w:p>
       <w:pPr>
@@ -3827,9 +3698,8 @@
           <w:szCs w:val="24"/>
           <w:u w:val="single"/>
         </w:rPr>
-        <w:t>&lt;</w:t>
-      </w:r>
-      <w:proofErr w:type="spellStart"/>
+        <w:t>&lt;variable_</w:t>
+      </w:r>
       <w:r>
         <w:rPr>
           <w:i/>
@@ -3838,7 +3708,7 @@
           <w:szCs w:val="24"/>
           <w:u w:val="single"/>
         </w:rPr>
-        <w:t>variable_</w:t>
+        <w:t>ID</w:t>
       </w:r>
       <w:r>
         <w:rPr>
@@ -3848,9 +3718,8 @@
           <w:szCs w:val="24"/>
           <w:u w:val="single"/>
         </w:rPr>
-        <w:t>ID</w:t>
-      </w:r>
-      <w:proofErr w:type="spellEnd"/>
+        <w:t>&gt;</w:t>
+      </w:r>
       <w:r>
         <w:rPr>
           <w:i/>
@@ -3859,7 +3728,7 @@
           <w:szCs w:val="24"/>
           <w:u w:val="single"/>
         </w:rPr>
-        <w:t>&gt;</w:t>
+        <w:t xml:space="preserve"> = </w:t>
       </w:r>
       <w:r>
         <w:rPr>
@@ -3869,7 +3738,7 @@
           <w:szCs w:val="24"/>
           <w:u w:val="single"/>
         </w:rPr>
-        <w:t xml:space="preserve"> = </w:t>
+        <w:t>&lt;</w:t>
       </w:r>
       <w:r>
         <w:rPr>
@@ -3879,7 +3748,7 @@
           <w:szCs w:val="24"/>
           <w:u w:val="single"/>
         </w:rPr>
-        <w:t>&lt;</w:t>
+        <w:t>expression</w:t>
       </w:r>
       <w:r>
         <w:rPr>
@@ -3889,7 +3758,7 @@
           <w:szCs w:val="24"/>
           <w:u w:val="single"/>
         </w:rPr>
-        <w:t>expression</w:t>
+        <w:t>&gt; &lt;punctuation&gt;</w:t>
       </w:r>
       <w:r>
         <w:rPr>
@@ -3899,9 +3768,12 @@
           <w:szCs w:val="24"/>
           <w:u w:val="single"/>
         </w:rPr>
-        <w:t>&gt; &lt;punctuation&gt;</w:t>
-      </w:r>
-      <w:r>
+        <w:t xml:space="preserve"> </w:t>
+      </w:r>
+    </w:p>
+    <w:p>
+      <w:pPr>
+        <w:spacing w:after="240"/>
         <w:rPr>
           <w:i/>
           <w:iCs/>
@@ -3909,40 +3781,42 @@
           <w:szCs w:val="24"/>
           <w:u w:val="single"/>
         </w:rPr>
+      </w:pPr>
+      <w:r>
+        <w:t>An</w:t>
+      </w:r>
+      <w:r>
         <w:t xml:space="preserve"> </w:t>
       </w:r>
-    </w:p>
-    <w:p>
-      <w:pPr>
-        <w:spacing w:after="240"/>
+      <w:r>
         <w:rPr>
           <w:i/>
           <w:iCs/>
-          <w:sz w:val="24"/>
-          <w:szCs w:val="24"/>
-          <w:u w:val="single"/>
-        </w:rPr>
-      </w:pPr>
-      <w:r>
-        <w:t>An</w:t>
+        </w:rPr>
+        <w:t>expression</w:t>
+      </w:r>
+      <w:r>
+        <w:t xml:space="preserve"> has the following structure</w:t>
+      </w:r>
+      <w:r>
+        <w:t>.</w:t>
       </w:r>
       <w:r>
         <w:t xml:space="preserve"> </w:t>
       </w:r>
-      <w:r>
+    </w:p>
+    <w:p>
+      <w:pPr>
+        <w:spacing w:after="240"/>
         <w:rPr>
           <w:i/>
           <w:iCs/>
-        </w:rPr>
-        <w:t>expression</w:t>
-      </w:r>
-      <w:r>
-        <w:t xml:space="preserve"> has the following structure </w:t>
-      </w:r>
-    </w:p>
-    <w:p>
-      <w:pPr>
-        <w:spacing w:after="240"/>
+          <w:sz w:val="24"/>
+          <w:szCs w:val="24"/>
+          <w:u w:val="single"/>
+        </w:rPr>
+      </w:pPr>
+      <w:r>
         <w:rPr>
           <w:i/>
           <w:iCs/>
@@ -3950,7 +3824,8 @@
           <w:szCs w:val="24"/>
           <w:u w:val="single"/>
         </w:rPr>
-      </w:pPr>
+        <w:t xml:space="preserve">&lt;expression&gt; -&gt; </w:t>
+      </w:r>
       <w:r>
         <w:rPr>
           <w:i/>
@@ -3959,7 +3834,7 @@
           <w:szCs w:val="24"/>
           <w:u w:val="single"/>
         </w:rPr>
-        <w:t xml:space="preserve">&lt;expression&gt; -&gt; </w:t>
+        <w:t>&lt;</w:t>
       </w:r>
       <w:r>
         <w:rPr>
@@ -3969,7 +3844,7 @@
           <w:szCs w:val="24"/>
           <w:u w:val="single"/>
         </w:rPr>
-        <w:t>&lt;</w:t>
+        <w:t>v</w:t>
       </w:r>
       <w:r>
         <w:rPr>
@@ -3979,7 +3854,7 @@
           <w:szCs w:val="24"/>
           <w:u w:val="single"/>
         </w:rPr>
-        <w:t>v</w:t>
+        <w:t>alue</w:t>
       </w:r>
       <w:r>
         <w:rPr>
@@ -3989,7 +3864,7 @@
           <w:szCs w:val="24"/>
           <w:u w:val="single"/>
         </w:rPr>
-        <w:t>alue</w:t>
+        <w:t>&gt;</w:t>
       </w:r>
       <w:r>
         <w:rPr>
@@ -3999,7 +3874,7 @@
           <w:szCs w:val="24"/>
           <w:u w:val="single"/>
         </w:rPr>
-        <w:t>&gt;</w:t>
+        <w:t xml:space="preserve"> </w:t>
       </w:r>
       <w:r>
         <w:rPr>
@@ -4009,7 +3884,7 @@
           <w:szCs w:val="24"/>
           <w:u w:val="single"/>
         </w:rPr>
-        <w:t xml:space="preserve"> </w:t>
+        <w:t>&lt;</w:t>
       </w:r>
       <w:r>
         <w:rPr>
@@ -4019,7 +3894,7 @@
           <w:szCs w:val="24"/>
           <w:u w:val="single"/>
         </w:rPr>
-        <w:t>&lt;</w:t>
+        <w:t>operator</w:t>
       </w:r>
       <w:r>
         <w:rPr>
@@ -4029,7 +3904,7 @@
           <w:szCs w:val="24"/>
           <w:u w:val="single"/>
         </w:rPr>
-        <w:t>operator</w:t>
+        <w:t>&gt;</w:t>
       </w:r>
       <w:r>
         <w:rPr>
@@ -4039,7 +3914,7 @@
           <w:szCs w:val="24"/>
           <w:u w:val="single"/>
         </w:rPr>
-        <w:t>&gt;</w:t>
+        <w:t xml:space="preserve"> </w:t>
       </w:r>
       <w:r>
         <w:rPr>
@@ -4049,7 +3924,7 @@
           <w:szCs w:val="24"/>
           <w:u w:val="single"/>
         </w:rPr>
-        <w:t xml:space="preserve"> </w:t>
+        <w:t>&lt;</w:t>
       </w:r>
       <w:r>
         <w:rPr>
@@ -4059,7 +3934,7 @@
           <w:szCs w:val="24"/>
           <w:u w:val="single"/>
         </w:rPr>
-        <w:t>&lt;</w:t>
+        <w:t>value</w:t>
       </w:r>
       <w:r>
         <w:rPr>
@@ -4069,7 +3944,7 @@
           <w:szCs w:val="24"/>
           <w:u w:val="single"/>
         </w:rPr>
-        <w:t>value</w:t>
+        <w:t>&gt; &lt;</w:t>
       </w:r>
       <w:r>
         <w:rPr>
@@ -4079,7 +3954,7 @@
           <w:szCs w:val="24"/>
           <w:u w:val="single"/>
         </w:rPr>
-        <w:t>&gt; &lt;</w:t>
+        <w:t>operator</w:t>
       </w:r>
       <w:r>
         <w:rPr>
@@ -4089,7 +3964,7 @@
           <w:szCs w:val="24"/>
           <w:u w:val="single"/>
         </w:rPr>
-        <w:t>operator</w:t>
+        <w:t>&gt; … &lt;</w:t>
       </w:r>
       <w:r>
         <w:rPr>
@@ -4099,7 +3974,7 @@
           <w:szCs w:val="24"/>
           <w:u w:val="single"/>
         </w:rPr>
-        <w:t>&gt; … &lt;</w:t>
+        <w:t>value</w:t>
       </w:r>
       <w:r>
         <w:rPr>
@@ -4109,9 +3984,8 @@
           <w:szCs w:val="24"/>
           <w:u w:val="single"/>
         </w:rPr>
-        <w:t>value</w:t>
-      </w:r>
-      <w:proofErr w:type="gramStart"/>
+        <w:t xml:space="preserve">&gt; </w:t>
+      </w:r>
       <w:r>
         <w:rPr>
           <w:i/>
@@ -4120,7 +3994,7 @@
           <w:szCs w:val="24"/>
           <w:u w:val="single"/>
         </w:rPr>
-        <w:t xml:space="preserve">&gt; </w:t>
+        <w:t xml:space="preserve"> </w:t>
       </w:r>
       <w:r>
         <w:rPr>
@@ -4130,108 +4004,65 @@
           <w:szCs w:val="24"/>
           <w:u w:val="single"/>
         </w:rPr>
-        <w:t xml:space="preserve"> </w:t>
+        <w:t>&lt;punctuation&gt;</w:t>
+      </w:r>
+    </w:p>
+    <w:p>
+      <w:pPr>
+        <w:spacing w:after="240"/>
+      </w:pPr>
+      <w:r>
+        <w:t>E</w:t>
+      </w:r>
+      <w:r>
+        <w:t xml:space="preserve">very </w:t>
+      </w:r>
+      <w:r>
+        <w:t>&lt;</w:t>
       </w:r>
       <w:r>
         <w:rPr>
           <w:i/>
           <w:iCs/>
-          <w:sz w:val="24"/>
-          <w:szCs w:val="24"/>
-          <w:u w:val="single"/>
-        </w:rPr>
-        <w:t>&lt;</w:t>
-      </w:r>
-      <w:proofErr w:type="gramEnd"/>
+        </w:rPr>
+        <w:t>expression</w:t>
+      </w:r>
       <w:r>
         <w:rPr>
           <w:i/>
           <w:iCs/>
-          <w:sz w:val="24"/>
-          <w:szCs w:val="24"/>
-          <w:u w:val="single"/>
-        </w:rPr>
-        <w:t>punctuation&gt;</w:t>
-      </w:r>
-    </w:p>
-    <w:p>
-      <w:pPr>
-        <w:spacing w:after="240"/>
-      </w:pPr>
-      <w:r>
-        <w:t>E</w:t>
-      </w:r>
-      <w:r>
-        <w:t xml:space="preserve">very </w:t>
-      </w:r>
-      <w:r>
-        <w:t>&lt;</w:t>
+        </w:rPr>
+        <w:t>&gt;</w:t>
       </w:r>
       <w:r>
         <w:rPr>
           <w:i/>
           <w:iCs/>
         </w:rPr>
-        <w:t>expression</w:t>
-      </w:r>
-      <w:r>
-        <w:rPr>
-          <w:i/>
-          <w:iCs/>
-        </w:rPr>
-        <w:t>&gt;</w:t>
-      </w:r>
-      <w:r>
-        <w:rPr>
-          <w:i/>
-          <w:iCs/>
-        </w:rPr>
         <w:t xml:space="preserve"> </w:t>
       </w:r>
       <w:r>
-        <w:t xml:space="preserve">must have exactly one less operator than values </w:t>
-      </w:r>
-    </w:p>
-    <w:p>
-      <w:pPr>
-        <w:spacing w:after="240"/>
-      </w:pPr>
-      <w:r>
-        <w:t>&lt;</w:t>
-      </w:r>
-      <w:r>
-        <w:t>expression</w:t>
-      </w:r>
-      <w:r>
-        <w:t>&gt;</w:t>
+        <w:t>must have exactly one less operator than values</w:t>
+      </w:r>
+      <w:r>
+        <w:t>.</w:t>
       </w:r>
       <w:r>
         <w:t xml:space="preserve"> </w:t>
       </w:r>
-      <w:r>
-        <w:t>operations are</w:t>
-      </w:r>
-      <w:r>
-        <w:t xml:space="preserve"> evaluated not </w:t>
-      </w:r>
-      <w:r>
-        <w:t xml:space="preserve">by traditional </w:t>
-      </w:r>
-      <w:r>
-        <w:t>“</w:t>
-      </w:r>
-      <w:r>
-        <w:t>order of operations</w:t>
-      </w:r>
-      <w:r>
-        <w:t>”</w:t>
-      </w:r>
-      <w:r>
-        <w:t xml:space="preserve"> by my first come serve in terms of operators</w:t>
-      </w:r>
-      <w:r>
-        <w:t>.</w:t>
-      </w:r>
+    </w:p>
+    <w:p>
+      <w:pPr>
+        <w:spacing w:after="0"/>
+      </w:pPr>
+      <w:r>
+        <w:t>&lt;expression&gt; operations are evaluated not by traditional “order of operations” but by my first-come, first-served rule in terms of operators.</w:t>
+      </w:r>
+    </w:p>
+    <w:p>
+      <w:pPr>
+        <w:spacing w:after="0"/>
+      </w:pPr>
     </w:p>
     <w:p>
       <w:pPr>
@@ -4416,7 +4247,13 @@
         <w:t xml:space="preserve">structure </w:t>
       </w:r>
       <w:r>
-        <w:t xml:space="preserve">has the following syntax </w:t>
+        <w:t>has the following syntax</w:t>
+      </w:r>
+      <w:r>
+        <w:t>.</w:t>
+      </w:r>
+      <w:r>
+        <w:t xml:space="preserve"> </w:t>
       </w:r>
     </w:p>
     <w:p>
@@ -4463,6 +4300,9 @@
       </w:r>
       <w:r>
         <w:t>variables</w:t>
+      </w:r>
+      <w:r>
+        <w:t>.</w:t>
       </w:r>
     </w:p>
     <w:p>
@@ -4525,22 +4365,7 @@
         <w:spacing w:after="240"/>
       </w:pPr>
       <w:r>
-        <w:t>EIL’s L</w:t>
-      </w:r>
-      <w:r>
-        <w:t xml:space="preserve">oop structure called loop which performs a given </w:t>
-      </w:r>
-      <w:r>
-        <w:t>section of code</w:t>
-      </w:r>
-      <w:r>
-        <w:t xml:space="preserve"> </w:t>
-      </w:r>
-      <w:r>
-        <w:t>predetermine set</w:t>
-      </w:r>
-      <w:r>
-        <w:t xml:space="preserve"> number of times. </w:t>
+        <w:t xml:space="preserve">EIL’s Loop structure, called a loop, performs a given section of code a predetermined number of times. </w:t>
       </w:r>
     </w:p>
     <w:p>
@@ -4558,7 +4383,13 @@
         <w:t>LOOP</w:t>
       </w:r>
       <w:r>
-        <w:t xml:space="preserve"> has the following structure </w:t>
+        <w:t xml:space="preserve"> has the following structure</w:t>
+      </w:r>
+      <w:r>
+        <w:t>.</w:t>
+      </w:r>
+      <w:r>
+        <w:t xml:space="preserve"> </w:t>
       </w:r>
     </w:p>
     <w:p>
@@ -4581,9 +4412,8 @@
           <w:u w:val="single"/>
         </w:rPr>
         <w:lastRenderedPageBreak/>
-        <w:t>L &lt;</w:t>
-      </w:r>
-      <w:proofErr w:type="spellStart"/>
+        <w:t>L &lt;varible_ID&gt;</w:t>
+      </w:r>
       <w:r>
         <w:rPr>
           <w:i/>
@@ -4592,9 +4422,8 @@
           <w:szCs w:val="24"/>
           <w:u w:val="single"/>
         </w:rPr>
-        <w:t>varible_ID</w:t>
-      </w:r>
-      <w:proofErr w:type="spellEnd"/>
+        <w:t xml:space="preserve"> &lt;</w:t>
+      </w:r>
       <w:r>
         <w:rPr>
           <w:i/>
@@ -4603,39 +4432,7 @@
           <w:szCs w:val="24"/>
           <w:u w:val="single"/>
         </w:rPr>
-        <w:t>&gt;</w:t>
-      </w:r>
-      <w:r>
-        <w:rPr>
-          <w:i/>
-          <w:iCs/>
-          <w:sz w:val="24"/>
-          <w:szCs w:val="24"/>
-          <w:u w:val="single"/>
-        </w:rPr>
-        <w:t xml:space="preserve"> &lt;</w:t>
-      </w:r>
-      <w:proofErr w:type="spellStart"/>
-      <w:r>
-        <w:rPr>
-          <w:i/>
-          <w:iCs/>
-          <w:sz w:val="24"/>
-          <w:szCs w:val="24"/>
-          <w:u w:val="single"/>
-        </w:rPr>
-        <w:t>loop_body</w:t>
-      </w:r>
-      <w:proofErr w:type="spellEnd"/>
-      <w:r>
-        <w:rPr>
-          <w:i/>
-          <w:iCs/>
-          <w:sz w:val="24"/>
-          <w:szCs w:val="24"/>
-          <w:u w:val="single"/>
-        </w:rPr>
-        <w:t xml:space="preserve">&gt; </w:t>
+        <w:t xml:space="preserve">loop_body&gt; </w:t>
       </w:r>
       <w:r>
         <w:rPr>
@@ -4726,7 +4523,13 @@
         <w:t>LOOP</w:t>
       </w:r>
       <w:r>
-        <w:t xml:space="preserve"> has the following structure </w:t>
+        <w:t xml:space="preserve"> has the following structure</w:t>
+      </w:r>
+      <w:r>
+        <w:t>.</w:t>
+      </w:r>
+      <w:r>
+        <w:t xml:space="preserve"> </w:t>
       </w:r>
     </w:p>
     <w:p>
@@ -4758,9 +4561,8 @@
           <w:szCs w:val="24"/>
           <w:u w:val="single"/>
         </w:rPr>
-        <w:t xml:space="preserve"> &lt;</w:t>
-      </w:r>
-      <w:proofErr w:type="spellStart"/>
+        <w:t xml:space="preserve"> &lt;varible_ID&gt;</w:t>
+      </w:r>
       <w:r>
         <w:rPr>
           <w:i/>
@@ -4769,9 +4571,8 @@
           <w:szCs w:val="24"/>
           <w:u w:val="single"/>
         </w:rPr>
-        <w:t>varible_ID</w:t>
-      </w:r>
-      <w:proofErr w:type="spellEnd"/>
+        <w:t xml:space="preserve"> &lt;</w:t>
+      </w:r>
       <w:r>
         <w:rPr>
           <w:i/>
@@ -4780,7 +4581,7 @@
           <w:szCs w:val="24"/>
           <w:u w:val="single"/>
         </w:rPr>
-        <w:t>&gt;</w:t>
+        <w:t>logical_operator&gt;</w:t>
       </w:r>
       <w:r>
         <w:rPr>
@@ -4790,9 +4591,8 @@
           <w:szCs w:val="24"/>
           <w:u w:val="single"/>
         </w:rPr>
-        <w:t xml:space="preserve"> &lt;</w:t>
-      </w:r>
-      <w:proofErr w:type="spellStart"/>
+        <w:t xml:space="preserve"> </w:t>
+      </w:r>
       <w:r>
         <w:rPr>
           <w:i/>
@@ -4801,9 +4601,8 @@
           <w:szCs w:val="24"/>
           <w:u w:val="single"/>
         </w:rPr>
-        <w:t>logical_operator</w:t>
-      </w:r>
-      <w:proofErr w:type="spellEnd"/>
+        <w:t xml:space="preserve">&lt;varible_ID&gt; </w:t>
+      </w:r>
       <w:r>
         <w:rPr>
           <w:i/>
@@ -4812,7 +4611,7 @@
           <w:szCs w:val="24"/>
           <w:u w:val="single"/>
         </w:rPr>
-        <w:t>&gt;</w:t>
+        <w:t>&lt;</w:t>
       </w:r>
       <w:r>
         <w:rPr>
@@ -4822,7 +4621,7 @@
           <w:szCs w:val="24"/>
           <w:u w:val="single"/>
         </w:rPr>
-        <w:t xml:space="preserve"> </w:t>
+        <w:t>IF_</w:t>
       </w:r>
       <w:r>
         <w:rPr>
@@ -4832,71 +4631,7 @@
           <w:szCs w:val="24"/>
           <w:u w:val="single"/>
         </w:rPr>
-        <w:t>&lt;</w:t>
-      </w:r>
-      <w:proofErr w:type="spellStart"/>
-      <w:r>
-        <w:rPr>
-          <w:i/>
-          <w:iCs/>
-          <w:sz w:val="24"/>
-          <w:szCs w:val="24"/>
-          <w:u w:val="single"/>
-        </w:rPr>
-        <w:t>varible_ID</w:t>
-      </w:r>
-      <w:proofErr w:type="spellEnd"/>
-      <w:r>
-        <w:rPr>
-          <w:i/>
-          <w:iCs/>
-          <w:sz w:val="24"/>
-          <w:szCs w:val="24"/>
-          <w:u w:val="single"/>
-        </w:rPr>
-        <w:t xml:space="preserve">&gt; </w:t>
-      </w:r>
-      <w:r>
-        <w:rPr>
-          <w:i/>
-          <w:iCs/>
-          <w:sz w:val="24"/>
-          <w:szCs w:val="24"/>
-          <w:u w:val="single"/>
-        </w:rPr>
-        <w:t>&lt;</w:t>
-      </w:r>
-      <w:proofErr w:type="spellStart"/>
-      <w:r>
-        <w:rPr>
-          <w:i/>
-          <w:iCs/>
-          <w:sz w:val="24"/>
-          <w:szCs w:val="24"/>
-          <w:u w:val="single"/>
-        </w:rPr>
-        <w:t>IF_</w:t>
-      </w:r>
-      <w:r>
-        <w:rPr>
-          <w:i/>
-          <w:iCs/>
-          <w:sz w:val="24"/>
-          <w:szCs w:val="24"/>
-          <w:u w:val="single"/>
-        </w:rPr>
-        <w:t>body</w:t>
-      </w:r>
-      <w:proofErr w:type="spellEnd"/>
-      <w:r>
-        <w:rPr>
-          <w:i/>
-          <w:iCs/>
-          <w:sz w:val="24"/>
-          <w:szCs w:val="24"/>
-          <w:u w:val="single"/>
-        </w:rPr>
-        <w:t>&gt; &lt;punctuation&gt;</w:t>
+        <w:t>body&gt; &lt;punctuation&gt;</w:t>
       </w:r>
     </w:p>
     <w:p>
@@ -5000,13 +4735,8 @@
       </w:pPr>
       <w:r>
         <w:tab/>
-        <w:t xml:space="preserve">a = </w:t>
-      </w:r>
-      <w:proofErr w:type="gramStart"/>
-      <w:r>
-        <w:t>0 ;</w:t>
-      </w:r>
-      <w:proofErr w:type="gramEnd"/>
+        <w:t>a = 0 ;</w:t>
+      </w:r>
       <w:r>
         <w:t xml:space="preserve"> </w:t>
       </w:r>
@@ -5046,13 +4776,8 @@
         <w:t>a = a</w:t>
       </w:r>
       <w:r>
-        <w:t xml:space="preserve"> + </w:t>
-      </w:r>
-      <w:proofErr w:type="gramStart"/>
-      <w:r>
-        <w:t>1 :</w:t>
-      </w:r>
-      <w:proofErr w:type="gramEnd"/>
+        <w:t xml:space="preserve"> + 1 :</w:t>
+      </w:r>
       <w:r>
         <w:t xml:space="preserve"> </w:t>
       </w:r>
@@ -5069,12 +4794,8 @@
       </w:pPr>
       <w:r>
         <w:tab/>
-      </w:r>
-      <w:proofErr w:type="gramStart"/>
-      <w:r>
         <w:t>P ;</w:t>
       </w:r>
-      <w:proofErr w:type="gramEnd"/>
     </w:p>
     <w:p>
       <w:pPr>
@@ -5138,15 +4859,7 @@
       </w:pPr>
       <w:r>
         <w:tab/>
-        <w:t xml:space="preserve">a = </w:t>
-      </w:r>
-      <w:proofErr w:type="gramStart"/>
-      <w:r>
-        <w:t>0 ;</w:t>
-      </w:r>
-      <w:proofErr w:type="gramEnd"/>
-      <w:r>
-        <w:t xml:space="preserve"> b = 2 ; c = 3 ; x = 1 ; </w:t>
+        <w:t xml:space="preserve">a = 0 ; b = 2 ; c = 3 ; x = 1 ; </w:t>
       </w:r>
       <w:r>
         <w:tab/>
@@ -5182,14 +4895,12 @@
       <w:r>
         <w:t xml:space="preserve">a = a + 1 </w:t>
       </w:r>
-      <w:proofErr w:type="gramStart"/>
       <w:r>
         <w:t>$</w:t>
       </w:r>
       <w:r>
         <w:t xml:space="preserve"> :</w:t>
       </w:r>
-      <w:proofErr w:type="gramEnd"/>
     </w:p>
     <w:p>
       <w:pPr>
@@ -5197,15 +4908,7 @@
       </w:pPr>
       <w:r>
         <w:tab/>
-        <w:t xml:space="preserve">d = d + a + </w:t>
-      </w:r>
-      <w:proofErr w:type="gramStart"/>
-      <w:r>
-        <w:t>1 :</w:t>
-      </w:r>
-      <w:proofErr w:type="gramEnd"/>
-      <w:r>
-        <w:t xml:space="preserve"> ;</w:t>
+        <w:t>d = d + a + 1 : ;</w:t>
       </w:r>
     </w:p>
     <w:p>
@@ -5214,12 +4917,8 @@
       </w:pPr>
       <w:r>
         <w:tab/>
-      </w:r>
-      <w:proofErr w:type="gramStart"/>
-      <w:r>
         <w:t>P ;</w:t>
       </w:r>
-      <w:proofErr w:type="gramEnd"/>
     </w:p>
     <w:p>
       <w:pPr>
@@ -5291,22 +4990,7 @@
       </w:pPr>
       <w:r>
         <w:tab/>
-      </w:r>
-      <w:proofErr w:type="spellStart"/>
-      <w:r>
-        <w:t>i</w:t>
-      </w:r>
-      <w:proofErr w:type="spellEnd"/>
-      <w:r>
-        <w:t xml:space="preserve"> = </w:t>
-      </w:r>
-      <w:proofErr w:type="gramStart"/>
-      <w:r>
-        <w:t>6 ;</w:t>
-      </w:r>
-      <w:proofErr w:type="gramEnd"/>
-      <w:r>
-        <w:t xml:space="preserve"> z = 3 ; b = 1 ;</w:t>
+        <w:t>i = 6 ; z = 3 ; b = 1 ;</w:t>
       </w:r>
     </w:p>
     <w:p>
@@ -5318,13 +5002,8 @@
       </w:r>
       <w:r>
         <w:tab/>
-        <w:t xml:space="preserve">L </w:t>
-      </w:r>
-      <w:proofErr w:type="spellStart"/>
-      <w:r>
-        <w:t>i</w:t>
-      </w:r>
-      <w:proofErr w:type="spellEnd"/>
+        <w:t>L i</w:t>
+      </w:r>
     </w:p>
     <w:p>
       <w:pPr>
@@ -5341,15 +5020,7 @@
       </w:pPr>
       <w:r>
         <w:tab/>
-        <w:t xml:space="preserve">a = 1 + a </w:t>
-      </w:r>
-      <w:proofErr w:type="gramStart"/>
-      <w:r>
-        <w:t>$ :</w:t>
-      </w:r>
-      <w:proofErr w:type="gramEnd"/>
-      <w:r>
-        <w:t xml:space="preserve"> ;</w:t>
+        <w:t>a = 1 + a $ : ;</w:t>
       </w:r>
     </w:p>
     <w:p>
@@ -5358,12 +5029,8 @@
       </w:pPr>
       <w:r>
         <w:tab/>
-      </w:r>
-      <w:proofErr w:type="gramStart"/>
-      <w:r>
         <w:t>P ;</w:t>
       </w:r>
-      <w:proofErr w:type="gramEnd"/>
     </w:p>
     <w:p>
       <w:pPr>
@@ -5429,15 +5096,7 @@
       </w:pPr>
       <w:r>
         <w:tab/>
-        <w:t xml:space="preserve">a = </w:t>
-      </w:r>
-      <w:proofErr w:type="gramStart"/>
-      <w:r>
-        <w:t>0 ;</w:t>
-      </w:r>
-      <w:proofErr w:type="gramEnd"/>
-      <w:r>
-        <w:t xml:space="preserve"> b = 2 ; c = 3 ; x = 1 ; </w:t>
+        <w:t xml:space="preserve">a = 0 ; b = 2 ; c = 3 ; x = 1 ; </w:t>
       </w:r>
       <w:r>
         <w:tab/>
@@ -5471,11 +5130,9 @@
       <w:r>
         <w:t xml:space="preserve">a = a + 1 </w:t>
       </w:r>
-      <w:proofErr w:type="gramStart"/>
       <w:r>
         <w:t>$ :</w:t>
       </w:r>
-      <w:proofErr w:type="gramEnd"/>
     </w:p>
     <w:p>
       <w:pPr>
@@ -5483,15 +5140,7 @@
       </w:pPr>
       <w:r>
         <w:tab/>
-        <w:t xml:space="preserve">d = d + a + </w:t>
-      </w:r>
-      <w:proofErr w:type="gramStart"/>
-      <w:r>
-        <w:t>1 :</w:t>
-      </w:r>
-      <w:proofErr w:type="gramEnd"/>
-      <w:r>
-        <w:t xml:space="preserve"> ;</w:t>
+        <w:t>d = d + a + 1 : ;</w:t>
       </w:r>
     </w:p>
     <w:p>
@@ -5500,12 +5149,8 @@
       </w:pPr>
       <w:r>
         <w:tab/>
-      </w:r>
-      <w:proofErr w:type="gramStart"/>
-      <w:r>
         <w:t>P ;</w:t>
       </w:r>
-      <w:proofErr w:type="gramEnd"/>
     </w:p>
     <w:p>
       <w:pPr>
@@ -5539,7 +5184,7 @@
 </file>
 
 <file path=word/endnotes.xml><?xml version="1.0" encoding="utf-8"?>
-<w:endnotes xmlns:wpc="http://schemas.microsoft.com/office/word/2010/wordprocessingCanvas" xmlns:cx="http://schemas.microsoft.com/office/drawing/2014/chartex" xmlns:cx1="http://schemas.microsoft.com/office/drawing/2015/9/8/chartex" xmlns:cx2="http://schemas.microsoft.com/office/drawing/2015/10/21/chartex" xmlns:cx3="http://schemas.microsoft.com/office/drawing/2016/5/9/chartex" xmlns:cx4="http://schemas.microsoft.com/office/drawing/2016/5/10/chartex" xmlns:cx5="http://schemas.microsoft.com/office/drawing/2016/5/11/chartex" xmlns:cx6="http://schemas.microsoft.com/office/drawing/2016/5/12/chartex" xmlns:cx7="http://schemas.microsoft.com/office/drawing/2016/5/13/chartex" xmlns:cx8="http://schemas.microsoft.com/office/drawing/2016/5/14/chartex" xmlns:mc="http://schemas.openxmlformats.org/markup-compatibility/2006" xmlns:aink="http://schemas.microsoft.com/office/drawing/2016/ink" xmlns:am3d="http://schemas.microsoft.com/office/drawing/2017/model3d" xmlns:o="urn:schemas-microsoft-com:office:office" xmlns:r="http://schemas.openxmlformats.org/officeDocument/2006/relationships" xmlns:m="http://schemas.openxmlformats.org/officeDocument/2006/math" xmlns:v="urn:schemas-microsoft-com:vml" xmlns:wp14="http://schemas.microsoft.com/office/word/2010/wordprocessingDrawing" xmlns:wp="http://schemas.openxmlformats.org/drawingml/2006/wordprocessingDrawing" xmlns:w10="urn:schemas-microsoft-com:office:word" xmlns:w="http://schemas.openxmlformats.org/wordprocessingml/2006/main" xmlns:w14="http://schemas.microsoft.com/office/word/2010/wordml" xmlns:w15="http://schemas.microsoft.com/office/word/2012/wordml" xmlns:w16cex="http://schemas.microsoft.com/office/word/2018/wordml/cex" xmlns:w16cid="http://schemas.microsoft.com/office/word/2016/wordml/cid" xmlns:w16="http://schemas.microsoft.com/office/word/2018/wordml" xmlns:w16sdtdh="http://schemas.microsoft.com/office/word/2020/wordml/sdtdatahash" xmlns:w16se="http://schemas.microsoft.com/office/word/2015/wordml/symex" xmlns:wpg="http://schemas.microsoft.com/office/word/2010/wordprocessingGroup" xmlns:wpi="http://schemas.microsoft.com/office/word/2010/wordprocessingInk" xmlns:wne="http://schemas.microsoft.com/office/word/2006/wordml" xmlns:wps="http://schemas.microsoft.com/office/word/2010/wordprocessingShape" mc:Ignorable="w14 w15 w16se w16cid w16 w16cex w16sdtdh wp14">
+<w:endnotes xmlns:wpc="http://schemas.microsoft.com/office/word/2010/wordprocessingCanvas" xmlns:cx="http://schemas.microsoft.com/office/drawing/2014/chartex" xmlns:cx1="http://schemas.microsoft.com/office/drawing/2015/9/8/chartex" xmlns:cx2="http://schemas.microsoft.com/office/drawing/2015/10/21/chartex" xmlns:cx3="http://schemas.microsoft.com/office/drawing/2016/5/9/chartex" xmlns:cx4="http://schemas.microsoft.com/office/drawing/2016/5/10/chartex" xmlns:cx5="http://schemas.microsoft.com/office/drawing/2016/5/11/chartex" xmlns:cx6="http://schemas.microsoft.com/office/drawing/2016/5/12/chartex" xmlns:cx7="http://schemas.microsoft.com/office/drawing/2016/5/13/chartex" xmlns:cx8="http://schemas.microsoft.com/office/drawing/2016/5/14/chartex" xmlns:mc="http://schemas.openxmlformats.org/markup-compatibility/2006" xmlns:aink="http://schemas.microsoft.com/office/drawing/2016/ink" xmlns:am3d="http://schemas.microsoft.com/office/drawing/2017/model3d" xmlns:o="urn:schemas-microsoft-com:office:office" xmlns:oel="http://schemas.microsoft.com/office/2019/extlst" xmlns:r="http://schemas.openxmlformats.org/officeDocument/2006/relationships" xmlns:m="http://schemas.openxmlformats.org/officeDocument/2006/math" xmlns:v="urn:schemas-microsoft-com:vml" xmlns:wp14="http://schemas.microsoft.com/office/word/2010/wordprocessingDrawing" xmlns:wp="http://schemas.openxmlformats.org/drawingml/2006/wordprocessingDrawing" xmlns:w10="urn:schemas-microsoft-com:office:word" xmlns:w="http://schemas.openxmlformats.org/wordprocessingml/2006/main" xmlns:w14="http://schemas.microsoft.com/office/word/2010/wordml" xmlns:w15="http://schemas.microsoft.com/office/word/2012/wordml" xmlns:w16cex="http://schemas.microsoft.com/office/word/2018/wordml/cex" xmlns:w16cid="http://schemas.microsoft.com/office/word/2016/wordml/cid" xmlns:w16="http://schemas.microsoft.com/office/word/2018/wordml" xmlns:w16du="http://schemas.microsoft.com/office/word/2023/wordml/word16du" xmlns:w16sdtdh="http://schemas.microsoft.com/office/word/2020/wordml/sdtdatahash" xmlns:w16sdtfl="http://schemas.microsoft.com/office/word/2024/wordml/sdtformatlock" xmlns:w16se="http://schemas.microsoft.com/office/word/2015/wordml/symex" xmlns:wpg="http://schemas.microsoft.com/office/word/2010/wordprocessingGroup" xmlns:wpi="http://schemas.microsoft.com/office/word/2010/wordprocessingInk" xmlns:wne="http://schemas.microsoft.com/office/word/2006/wordml" xmlns:wps="http://schemas.microsoft.com/office/word/2010/wordprocessingShape" mc:Ignorable="w14 w15 w16se w16cid w16 w16cex w16sdtdh w16sdtfl w16du wp14">
   <w:endnote w:type="separator" w:id="-1">
     <w:p>
       <w:pPr>
@@ -5564,7 +5209,7 @@
 </file>
 
 <file path=word/footnotes.xml><?xml version="1.0" encoding="utf-8"?>
-<w:footnotes xmlns:wpc="http://schemas.microsoft.com/office/word/2010/wordprocessingCanvas" xmlns:cx="http://schemas.microsoft.com/office/drawing/2014/chartex" xmlns:cx1="http://schemas.microsoft.com/office/drawing/2015/9/8/chartex" xmlns:cx2="http://schemas.microsoft.com/office/drawing/2015/10/21/chartex" xmlns:cx3="http://schemas.microsoft.com/office/drawing/2016/5/9/chartex" xmlns:cx4="http://schemas.microsoft.com/office/drawing/2016/5/10/chartex" xmlns:cx5="http://schemas.microsoft.com/office/drawing/2016/5/11/chartex" xmlns:cx6="http://schemas.microsoft.com/office/drawing/2016/5/12/chartex" xmlns:cx7="http://schemas.microsoft.com/office/drawing/2016/5/13/chartex" xmlns:cx8="http://schemas.microsoft.com/office/drawing/2016/5/14/chartex" xmlns:mc="http://schemas.openxmlformats.org/markup-compatibility/2006" xmlns:aink="http://schemas.microsoft.com/office/drawing/2016/ink" xmlns:am3d="http://schemas.microsoft.com/office/drawing/2017/model3d" xmlns:o="urn:schemas-microsoft-com:office:office" xmlns:r="http://schemas.openxmlformats.org/officeDocument/2006/relationships" xmlns:m="http://schemas.openxmlformats.org/officeDocument/2006/math" xmlns:v="urn:schemas-microsoft-com:vml" xmlns:wp14="http://schemas.microsoft.com/office/word/2010/wordprocessingDrawing" xmlns:wp="http://schemas.openxmlformats.org/drawingml/2006/wordprocessingDrawing" xmlns:w10="urn:schemas-microsoft-com:office:word" xmlns:w="http://schemas.openxmlformats.org/wordprocessingml/2006/main" xmlns:w14="http://schemas.microsoft.com/office/word/2010/wordml" xmlns:w15="http://schemas.microsoft.com/office/word/2012/wordml" xmlns:w16cex="http://schemas.microsoft.com/office/word/2018/wordml/cex" xmlns:w16cid="http://schemas.microsoft.com/office/word/2016/wordml/cid" xmlns:w16="http://schemas.microsoft.com/office/word/2018/wordml" xmlns:w16sdtdh="http://schemas.microsoft.com/office/word/2020/wordml/sdtdatahash" xmlns:w16se="http://schemas.microsoft.com/office/word/2015/wordml/symex" xmlns:wpg="http://schemas.microsoft.com/office/word/2010/wordprocessingGroup" xmlns:wpi="http://schemas.microsoft.com/office/word/2010/wordprocessingInk" xmlns:wne="http://schemas.microsoft.com/office/word/2006/wordml" xmlns:wps="http://schemas.microsoft.com/office/word/2010/wordprocessingShape" mc:Ignorable="w14 w15 w16se w16cid w16 w16cex w16sdtdh wp14">
+<w:footnotes xmlns:wpc="http://schemas.microsoft.com/office/word/2010/wordprocessingCanvas" xmlns:cx="http://schemas.microsoft.com/office/drawing/2014/chartex" xmlns:cx1="http://schemas.microsoft.com/office/drawing/2015/9/8/chartex" xmlns:cx2="http://schemas.microsoft.com/office/drawing/2015/10/21/chartex" xmlns:cx3="http://schemas.microsoft.com/office/drawing/2016/5/9/chartex" xmlns:cx4="http://schemas.microsoft.com/office/drawing/2016/5/10/chartex" xmlns:cx5="http://schemas.microsoft.com/office/drawing/2016/5/11/chartex" xmlns:cx6="http://schemas.microsoft.com/office/drawing/2016/5/12/chartex" xmlns:cx7="http://schemas.microsoft.com/office/drawing/2016/5/13/chartex" xmlns:cx8="http://schemas.microsoft.com/office/drawing/2016/5/14/chartex" xmlns:mc="http://schemas.openxmlformats.org/markup-compatibility/2006" xmlns:aink="http://schemas.microsoft.com/office/drawing/2016/ink" xmlns:am3d="http://schemas.microsoft.com/office/drawing/2017/model3d" xmlns:o="urn:schemas-microsoft-com:office:office" xmlns:oel="http://schemas.microsoft.com/office/2019/extlst" xmlns:r="http://schemas.openxmlformats.org/officeDocument/2006/relationships" xmlns:m="http://schemas.openxmlformats.org/officeDocument/2006/math" xmlns:v="urn:schemas-microsoft-com:vml" xmlns:wp14="http://schemas.microsoft.com/office/word/2010/wordprocessingDrawing" xmlns:wp="http://schemas.openxmlformats.org/drawingml/2006/wordprocessingDrawing" xmlns:w10="urn:schemas-microsoft-com:office:word" xmlns:w="http://schemas.openxmlformats.org/wordprocessingml/2006/main" xmlns:w14="http://schemas.microsoft.com/office/word/2010/wordml" xmlns:w15="http://schemas.microsoft.com/office/word/2012/wordml" xmlns:w16cex="http://schemas.microsoft.com/office/word/2018/wordml/cex" xmlns:w16cid="http://schemas.microsoft.com/office/word/2016/wordml/cid" xmlns:w16="http://schemas.microsoft.com/office/word/2018/wordml" xmlns:w16du="http://schemas.microsoft.com/office/word/2023/wordml/word16du" xmlns:w16sdtdh="http://schemas.microsoft.com/office/word/2020/wordml/sdtdatahash" xmlns:w16sdtfl="http://schemas.microsoft.com/office/word/2024/wordml/sdtformatlock" xmlns:w16se="http://schemas.microsoft.com/office/word/2015/wordml/symex" xmlns:wpg="http://schemas.microsoft.com/office/word/2010/wordprocessingGroup" xmlns:wpi="http://schemas.microsoft.com/office/word/2010/wordprocessingInk" xmlns:wne="http://schemas.microsoft.com/office/word/2006/wordml" xmlns:wps="http://schemas.microsoft.com/office/word/2010/wordprocessingShape" mc:Ignorable="w14 w15 w16se w16cid w16 w16cex w16sdtdh w16sdtfl w16du wp14">
   <w:footnote w:type="separator" w:id="-1">
     <w:p>
       <w:pPr>
@@ -5589,7 +5234,7 @@
 </file>
 
 <file path=word/header1.xml><?xml version="1.0" encoding="utf-8"?>
-<w:hdr xmlns:wpc="http://schemas.microsoft.com/office/word/2010/wordprocessingCanvas" xmlns:cx="http://schemas.microsoft.com/office/drawing/2014/chartex" xmlns:cx1="http://schemas.microsoft.com/office/drawing/2015/9/8/chartex" xmlns:cx2="http://schemas.microsoft.com/office/drawing/2015/10/21/chartex" xmlns:cx3="http://schemas.microsoft.com/office/drawing/2016/5/9/chartex" xmlns:cx4="http://schemas.microsoft.com/office/drawing/2016/5/10/chartex" xmlns:cx5="http://schemas.microsoft.com/office/drawing/2016/5/11/chartex" xmlns:cx6="http://schemas.microsoft.com/office/drawing/2016/5/12/chartex" xmlns:cx7="http://schemas.microsoft.com/office/drawing/2016/5/13/chartex" xmlns:cx8="http://schemas.microsoft.com/office/drawing/2016/5/14/chartex" xmlns:mc="http://schemas.openxmlformats.org/markup-compatibility/2006" xmlns:aink="http://schemas.microsoft.com/office/drawing/2016/ink" xmlns:am3d="http://schemas.microsoft.com/office/drawing/2017/model3d" xmlns:o="urn:schemas-microsoft-com:office:office" xmlns:r="http://schemas.openxmlformats.org/officeDocument/2006/relationships" xmlns:m="http://schemas.openxmlformats.org/officeDocument/2006/math" xmlns:v="urn:schemas-microsoft-com:vml" xmlns:wp14="http://schemas.microsoft.com/office/word/2010/wordprocessingDrawing" xmlns:wp="http://schemas.openxmlformats.org/drawingml/2006/wordprocessingDrawing" xmlns:w10="urn:schemas-microsoft-com:office:word" xmlns:w="http://schemas.openxmlformats.org/wordprocessingml/2006/main" xmlns:w14="http://schemas.microsoft.com/office/word/2010/wordml" xmlns:w15="http://schemas.microsoft.com/office/word/2012/wordml" xmlns:w16cex="http://schemas.microsoft.com/office/word/2018/wordml/cex" xmlns:w16cid="http://schemas.microsoft.com/office/word/2016/wordml/cid" xmlns:w16="http://schemas.microsoft.com/office/word/2018/wordml" xmlns:w16sdtdh="http://schemas.microsoft.com/office/word/2020/wordml/sdtdatahash" xmlns:w16se="http://schemas.microsoft.com/office/word/2015/wordml/symex" xmlns:wpg="http://schemas.microsoft.com/office/word/2010/wordprocessingGroup" xmlns:wpi="http://schemas.microsoft.com/office/word/2010/wordprocessingInk" xmlns:wne="http://schemas.microsoft.com/office/word/2006/wordml" xmlns:wps="http://schemas.microsoft.com/office/word/2010/wordprocessingShape" mc:Ignorable="w14 w15 w16se w16cid w16 w16cex w16sdtdh wp14">
+<w:hdr xmlns:wpc="http://schemas.microsoft.com/office/word/2010/wordprocessingCanvas" xmlns:cx="http://schemas.microsoft.com/office/drawing/2014/chartex" xmlns:cx1="http://schemas.microsoft.com/office/drawing/2015/9/8/chartex" xmlns:cx2="http://schemas.microsoft.com/office/drawing/2015/10/21/chartex" xmlns:cx3="http://schemas.microsoft.com/office/drawing/2016/5/9/chartex" xmlns:cx4="http://schemas.microsoft.com/office/drawing/2016/5/10/chartex" xmlns:cx5="http://schemas.microsoft.com/office/drawing/2016/5/11/chartex" xmlns:cx6="http://schemas.microsoft.com/office/drawing/2016/5/12/chartex" xmlns:cx7="http://schemas.microsoft.com/office/drawing/2016/5/13/chartex" xmlns:cx8="http://schemas.microsoft.com/office/drawing/2016/5/14/chartex" xmlns:mc="http://schemas.openxmlformats.org/markup-compatibility/2006" xmlns:aink="http://schemas.microsoft.com/office/drawing/2016/ink" xmlns:am3d="http://schemas.microsoft.com/office/drawing/2017/model3d" xmlns:o="urn:schemas-microsoft-com:office:office" xmlns:oel="http://schemas.microsoft.com/office/2019/extlst" xmlns:r="http://schemas.openxmlformats.org/officeDocument/2006/relationships" xmlns:m="http://schemas.openxmlformats.org/officeDocument/2006/math" xmlns:v="urn:schemas-microsoft-com:vml" xmlns:wp14="http://schemas.microsoft.com/office/word/2010/wordprocessingDrawing" xmlns:wp="http://schemas.openxmlformats.org/drawingml/2006/wordprocessingDrawing" xmlns:w10="urn:schemas-microsoft-com:office:word" xmlns:w="http://schemas.openxmlformats.org/wordprocessingml/2006/main" xmlns:w14="http://schemas.microsoft.com/office/word/2010/wordml" xmlns:w15="http://schemas.microsoft.com/office/word/2012/wordml" xmlns:w16cex="http://schemas.microsoft.com/office/word/2018/wordml/cex" xmlns:w16cid="http://schemas.microsoft.com/office/word/2016/wordml/cid" xmlns:w16="http://schemas.microsoft.com/office/word/2018/wordml" xmlns:w16du="http://schemas.microsoft.com/office/word/2023/wordml/word16du" xmlns:w16sdtdh="http://schemas.microsoft.com/office/word/2020/wordml/sdtdatahash" xmlns:w16sdtfl="http://schemas.microsoft.com/office/word/2024/wordml/sdtformatlock" xmlns:w16se="http://schemas.microsoft.com/office/word/2015/wordml/symex" xmlns:wpg="http://schemas.microsoft.com/office/word/2010/wordprocessingGroup" xmlns:wpi="http://schemas.microsoft.com/office/word/2010/wordprocessingInk" xmlns:wne="http://schemas.microsoft.com/office/word/2006/wordml" xmlns:wps="http://schemas.microsoft.com/office/word/2010/wordprocessingShape" mc:Ignorable="w14 w15 w16se w16cid w16 w16cex w16sdtdh w16sdtfl w16du wp14">
   <w:p>
     <w:pPr>
       <w:pStyle w:val="Header"/>
@@ -5645,7 +5290,7 @@
 </file>
 
 <file path=word/numbering.xml><?xml version="1.0" encoding="utf-8"?>
-<w:numbering xmlns:wpc="http://schemas.microsoft.com/office/word/2010/wordprocessingCanvas" xmlns:cx="http://schemas.microsoft.com/office/drawing/2014/chartex" xmlns:cx1="http://schemas.microsoft.com/office/drawing/2015/9/8/chartex" xmlns:cx2="http://schemas.microsoft.com/office/drawing/2015/10/21/chartex" xmlns:cx3="http://schemas.microsoft.com/office/drawing/2016/5/9/chartex" xmlns:cx4="http://schemas.microsoft.com/office/drawing/2016/5/10/chartex" xmlns:cx5="http://schemas.microsoft.com/office/drawing/2016/5/11/chartex" xmlns:cx6="http://schemas.microsoft.com/office/drawing/2016/5/12/chartex" xmlns:cx7="http://schemas.microsoft.com/office/drawing/2016/5/13/chartex" xmlns:cx8="http://schemas.microsoft.com/office/drawing/2016/5/14/chartex" xmlns:mc="http://schemas.openxmlformats.org/markup-compatibility/2006" xmlns:aink="http://schemas.microsoft.com/office/drawing/2016/ink" xmlns:am3d="http://schemas.microsoft.com/office/drawing/2017/model3d" xmlns:o="urn:schemas-microsoft-com:office:office" xmlns:r="http://schemas.openxmlformats.org/officeDocument/2006/relationships" xmlns:m="http://schemas.openxmlformats.org/officeDocument/2006/math" xmlns:v="urn:schemas-microsoft-com:vml" xmlns:wp14="http://schemas.microsoft.com/office/word/2010/wordprocessingDrawing" xmlns:wp="http://schemas.openxmlformats.org/drawingml/2006/wordprocessingDrawing" xmlns:w10="urn:schemas-microsoft-com:office:word" xmlns:w="http://schemas.openxmlformats.org/wordprocessingml/2006/main" xmlns:w14="http://schemas.microsoft.com/office/word/2010/wordml" xmlns:w15="http://schemas.microsoft.com/office/word/2012/wordml" xmlns:w16cex="http://schemas.microsoft.com/office/word/2018/wordml/cex" xmlns:w16cid="http://schemas.microsoft.com/office/word/2016/wordml/cid" xmlns:w16="http://schemas.microsoft.com/office/word/2018/wordml" xmlns:w16sdtdh="http://schemas.microsoft.com/office/word/2020/wordml/sdtdatahash" xmlns:w16se="http://schemas.microsoft.com/office/word/2015/wordml/symex" xmlns:wpg="http://schemas.microsoft.com/office/word/2010/wordprocessingGroup" xmlns:wpi="http://schemas.microsoft.com/office/word/2010/wordprocessingInk" xmlns:wne="http://schemas.microsoft.com/office/word/2006/wordml" xmlns:wps="http://schemas.microsoft.com/office/word/2010/wordprocessingShape" mc:Ignorable="w14 w15 w16se w16cid w16 w16cex w16sdtdh wp14">
+<w:numbering xmlns:wpc="http://schemas.microsoft.com/office/word/2010/wordprocessingCanvas" xmlns:cx="http://schemas.microsoft.com/office/drawing/2014/chartex" xmlns:cx1="http://schemas.microsoft.com/office/drawing/2015/9/8/chartex" xmlns:cx2="http://schemas.microsoft.com/office/drawing/2015/10/21/chartex" xmlns:cx3="http://schemas.microsoft.com/office/drawing/2016/5/9/chartex" xmlns:cx4="http://schemas.microsoft.com/office/drawing/2016/5/10/chartex" xmlns:cx5="http://schemas.microsoft.com/office/drawing/2016/5/11/chartex" xmlns:cx6="http://schemas.microsoft.com/office/drawing/2016/5/12/chartex" xmlns:cx7="http://schemas.microsoft.com/office/drawing/2016/5/13/chartex" xmlns:cx8="http://schemas.microsoft.com/office/drawing/2016/5/14/chartex" xmlns:mc="http://schemas.openxmlformats.org/markup-compatibility/2006" xmlns:aink="http://schemas.microsoft.com/office/drawing/2016/ink" xmlns:am3d="http://schemas.microsoft.com/office/drawing/2017/model3d" xmlns:o="urn:schemas-microsoft-com:office:office" xmlns:oel="http://schemas.microsoft.com/office/2019/extlst" xmlns:r="http://schemas.openxmlformats.org/officeDocument/2006/relationships" xmlns:m="http://schemas.openxmlformats.org/officeDocument/2006/math" xmlns:v="urn:schemas-microsoft-com:vml" xmlns:wp14="http://schemas.microsoft.com/office/word/2010/wordprocessingDrawing" xmlns:wp="http://schemas.openxmlformats.org/drawingml/2006/wordprocessingDrawing" xmlns:w10="urn:schemas-microsoft-com:office:word" xmlns:w="http://schemas.openxmlformats.org/wordprocessingml/2006/main" xmlns:w14="http://schemas.microsoft.com/office/word/2010/wordml" xmlns:w15="http://schemas.microsoft.com/office/word/2012/wordml" xmlns:w16cex="http://schemas.microsoft.com/office/word/2018/wordml/cex" xmlns:w16cid="http://schemas.microsoft.com/office/word/2016/wordml/cid" xmlns:w16="http://schemas.microsoft.com/office/word/2018/wordml" xmlns:w16du="http://schemas.microsoft.com/office/word/2023/wordml/word16du" xmlns:w16sdtdh="http://schemas.microsoft.com/office/word/2020/wordml/sdtdatahash" xmlns:w16sdtfl="http://schemas.microsoft.com/office/word/2024/wordml/sdtformatlock" xmlns:w16se="http://schemas.microsoft.com/office/word/2015/wordml/symex" xmlns:wpg="http://schemas.microsoft.com/office/word/2010/wordprocessingGroup" xmlns:wpi="http://schemas.microsoft.com/office/word/2010/wordprocessingInk" xmlns:wne="http://schemas.microsoft.com/office/word/2006/wordml" xmlns:wps="http://schemas.microsoft.com/office/word/2010/wordprocessingShape" mc:Ignorable="w14 w15 w16se w16cid w16 w16cex w16sdtdh w16sdtfl w16du wp14">
   <w:abstractNum w:abstractNumId="0" w15:restartNumberingAfterBreak="0">
     <w:nsid w:val="23DC79FC"/>
     <w:multiLevelType w:val="hybridMultilevel"/>
@@ -5766,7 +5411,7 @@
 </file>
 
 <file path=word/styles.xml><?xml version="1.0" encoding="utf-8"?>
-<w:styles xmlns:mc="http://schemas.openxmlformats.org/markup-compatibility/2006" xmlns:r="http://schemas.openxmlformats.org/officeDocument/2006/relationships" xmlns:w="http://schemas.openxmlformats.org/wordprocessingml/2006/main" xmlns:w14="http://schemas.microsoft.com/office/word/2010/wordml" xmlns:w15="http://schemas.microsoft.com/office/word/2012/wordml" xmlns:w16cex="http://schemas.microsoft.com/office/word/2018/wordml/cex" xmlns:w16cid="http://schemas.microsoft.com/office/word/2016/wordml/cid" xmlns:w16="http://schemas.microsoft.com/office/word/2018/wordml" xmlns:w16sdtdh="http://schemas.microsoft.com/office/word/2020/wordml/sdtdatahash" xmlns:w16se="http://schemas.microsoft.com/office/word/2015/wordml/symex" mc:Ignorable="w14 w15 w16se w16cid w16 w16cex w16sdtdh">
+<w:styles xmlns:mc="http://schemas.openxmlformats.org/markup-compatibility/2006" xmlns:r="http://schemas.openxmlformats.org/officeDocument/2006/relationships" xmlns:w="http://schemas.openxmlformats.org/wordprocessingml/2006/main" xmlns:w14="http://schemas.microsoft.com/office/word/2010/wordml" xmlns:w15="http://schemas.microsoft.com/office/word/2012/wordml" xmlns:w16cex="http://schemas.microsoft.com/office/word/2018/wordml/cex" xmlns:w16cid="http://schemas.microsoft.com/office/word/2016/wordml/cid" xmlns:w16="http://schemas.microsoft.com/office/word/2018/wordml" xmlns:w16du="http://schemas.microsoft.com/office/word/2023/wordml/word16du" xmlns:w16sdtdh="http://schemas.microsoft.com/office/word/2020/wordml/sdtdatahash" xmlns:w16sdtfl="http://schemas.microsoft.com/office/word/2024/wordml/sdtformatlock" xmlns:w16se="http://schemas.microsoft.com/office/word/2015/wordml/symex" mc:Ignorable="w14 w15 w16se w16cid w16 w16cex w16sdtdh w16sdtfl w16du">
   <w:docDefaults>
     <w:rPrDefault>
       <w:rPr>
@@ -6232,7 +5877,6 @@
   <w:style w:type="character" w:default="1" w:styleId="DefaultParagraphFont">
     <w:name w:val="Default Paragraph Font"/>
     <w:uiPriority w:val="1"/>
-    <w:semiHidden/>
     <w:unhideWhenUsed/>
   </w:style>
   <w:style w:type="table" w:default="1" w:styleId="TableNormal">
